--- a/downloads/intro-transcript-outro/37_E24.docx
+++ b/downloads/intro-transcript-outro/37_E24.docx
@@ -34,7 +34,15 @@
         <w:rPr>
           <w:color w:val="2EAF7D"/>
         </w:rPr>
-        <w:t xml:space="preserve">Nelly : les dispositifs de collaboration vus du terrain — ce qu’ils autorisent, ce qu’ils contraignent, et comment s’en servir sans s’y perdre.</w:t>
+        <w:t xml:space="preserve">Rémi a cadré le secret et le contrat. Nelly montre les dispositifs tels qu’on les habite : ce qu’ils autorisent, ce qu’ils contraignent, comment s’en servir sans s’y perdre.</w:t>
+      </w:r>
+    </w:p>
+    <w:p>
+      <w:r>
+        <w:rPr>
+          <w:color w:val="2EAF7D"/>
+        </w:rPr>
+        <w:t xml:space="preserve">Entrez-y avec ce que vous avez construit : un problème, une PI, une équipe.</w:t>
       </w:r>
     </w:p>
     <w:p>
@@ -241,7 +249,15 @@
         <w:rPr>
           <w:color w:val="F48C2E"/>
         </w:rPr>
-        <w:t xml:space="preserve">Les dispositifs ne remplacent pas le projet. Ils donnent un cadre ; encore faut-il y entrer avec un problème, une PI et une équipe.</w:t>
+        <w:t xml:space="preserve">Les dispositifs donnent un cadre. Ils ne portent pas le projet à votre place.</w:t>
+      </w:r>
+    </w:p>
+    <w:p>
+      <w:r>
+        <w:rPr>
+          <w:color w:val="F48C2E"/>
+        </w:rPr>
+        <w:t xml:space="preserve">Il reste la chorale de clôture : passer à l’action. Ce que les chercheuses et chercheurs emportent, concrètement — et ce que vous pouvez faire dès demain.</w:t>
       </w:r>
     </w:p>
     <w:sectPr>
